--- a/clientes/icabaru/entregables/05_SEGURIDAD_LABORAL/Notificacion_Riesgos_Cajero.docx
+++ b/clientes/icabaru/entregables/05_SEGURIDAD_LABORAL/Notificacion_Riesgos_Cajero.docx
@@ -1008,7 +1008,7 @@
           <w:sz w:val="20"/>
           <w:szCs w:val="20"/>
         </w:rPr>
-        <w:t xml:space="preserve">Notificación de riesgos conforme al deber de información al trabajador (LOPCYMAT). Se firma por duplicado.</w:t>
+        <w:t xml:space="preserve">Notificación de riesgos conforme al deber de información al trabajador. Se firma por duplicado.</w:t>
       </w:r>
     </w:p>
     <w:sectPr>
